--- a/deliverables/final/01-send-to-reviewers/ESG-DP-2026-reviewer-instructions.docx
+++ b/deliverables/final/01-send-to-reviewers/ESG-DP-2026-reviewer-instructions.docx
@@ -15,6 +15,33 @@
     </w:p>
     <w:p>
       <w:pPr>
+        <w:pStyle w:val="Normal"/>
+        <w:widowControl/>
+        <w:spacing w:lineRule="auto" w:line="360"/>
+        <w:ind w:firstLine="709"/>
+        <w:jc w:val="both"/>
+        <w:rPr/>
+      </w:pPr>
+      <w:r>
+        <w:rPr>
+          <w:b/>
+        </w:rPr>
+        <w:t>Identifikátor rukopisu:</w:t>
+      </w:r>
+      <w:r>
+        <w:rPr/>
+        <w:t xml:space="preserve"> </w:t>
+      </w:r>
+      <w:r>
+        <w:rPr>
+          <w:rFonts w:ascii="Liberation Mono" w:hAnsi="Liberation Mono"/>
+          <w:sz w:val="20"/>
+        </w:rPr>
+        <w:t>ESG-DP-2026-REVIEW</w:t>
+      </w:r>
+    </w:p>
+    <w:p>
+      <w:pPr>
         <w:pStyle w:val="Heading2"/>
         <w:keepNext w:val="true"/>
         <w:widowControl/>
@@ -106,7 +133,7 @@
       </w:pPr>
       <w:r>
         <w:rPr/>
-        <w:t>3. identifikátor zmrazené verze rukopisu.</w:t>
+        <w:t>3. identifikátor a kontrolní součet zmrazeného rukopisu.</w:t>
       </w:r>
     </w:p>
     <w:p>
@@ -120,7 +147,7 @@
       </w:pPr>
       <w:r>
         <w:rPr/>
-        <w:t>Před uzavřením hodnocení nemá obdržet historii repozitáře, prompty, auditní log, seznam použitých nástrojů, názory jiných hodnotitelů ani souhrn očekávaných slabin.</w:t>
+        <w:t>Před uzavřením hodnocení nemá obdržet historii repozitáře, pracovní poznámky, prompty, auditní log, seznam použitých nástrojů, názory jiných hodnotitelů ani souhrn očekávaných slabin.</w:t>
       </w:r>
     </w:p>
     <w:p>
@@ -244,7 +271,7 @@
       </w:pPr>
       <w:r>
         <w:rPr/>
-        <w:t>Výsledek automatického AI detektoru nepoužívejte jako podklad pro akademickou známku. Případné použití detektoru zaznamenejte až po uzavření odborného hodnocení, odděleně od známky.</w:t>
+        <w:t>Výsledek automatického detektoru nepoužívejte jako podklad pro akademickou známku. Případné použití detektoru zaznamenejte až po uzavření odborného hodnocení a odděleně od známky.</w:t>
       </w:r>
     </w:p>
     <w:p>
@@ -374,6 +401,24 @@
       </w:pPr>
       <w:r>
         <w:rPr/>
+        <w:t>otázky k obhajobě;</w:t>
+      </w:r>
+    </w:p>
+    <w:p>
+      <w:pPr>
+        <w:pStyle w:val="ListBullet"/>
+        <w:widowControl/>
+        <w:numPr>
+          <w:ilvl w:val="0"/>
+          <w:numId w:val="1"/>
+        </w:numPr>
+        <w:spacing w:lineRule="auto" w:line="360" w:before="0" w:after="0"/>
+        <w:ind w:hanging="142" w:start="425"/>
+        <w:contextualSpacing/>
+        <w:rPr/>
+      </w:pPr>
+      <w:r>
+        <w:rPr/>
         <w:t>odhad způsobu vzniku textu a jistotu odhadu.</w:t>
       </w:r>
     </w:p>
@@ -415,7 +460,7 @@
       </w:pPr>
       <w:r>
         <w:rPr/>
-        <w:t>Po přijetí všech uzavřených posudků obdrží hodnotitel popis produkčního procesu, seznam nástrojů, historii verzí, kódovací a evidenční soubory, claim-evidence ledger a známá omezení. Následná reflexe může samostatně zachytit, zda se po odtajnění změnil jeho pohled na kvalitu nebo autorství textu.</w:t>
+        <w:t>Po přijetí všech uzavřených posudků obdrží hodnotitel popis produkčního procesu, použitých nástrojů a lidských rozhodnutí, dále zdrojové registry, kódovací a evidenční soubory, claim-evidence ledger, kontrolní protokoly a známá omezení. Následná reflexe může samostatně zachytit, zda se po odtajnění změnil pohled na odbornou kvalitu nebo autorství textu.</w:t>
       </w:r>
     </w:p>
     <w:sectPr>
